--- a/Templates/Банкротство/Инициирование/ФЛ/Самобанкрот/Незалог/Первоначальные/Определение о принятии реализации самобанкротство.docx
+++ b/Templates/Банкротство/Инициирование/ФЛ/Самобанкрот/Незалог/Первоначальные/Определение о принятии реализации самобанкротство.docx
@@ -9,56 +9,6 @@
           <w:sz w:val="20"/>
         </w:rPr>
       </w:pPr>
-      <w:r>
-        <w:rPr>
-          <w:noProof/>
-          <w:sz w:val="20"/>
-          <w:lang w:eastAsia="ru-RU"/>
-        </w:rPr>
-        <w:drawing>
-          <wp:anchor distT="0" distB="0" distL="0" distR="0" simplePos="0" relativeHeight="15728640" behindDoc="0" locked="0" layoutInCell="1" allowOverlap="1" wp14:anchorId="671B83D9" wp14:editId="259E06C2">
-            <wp:simplePos x="0" y="0"/>
-            <wp:positionH relativeFrom="page">
-              <wp:posOffset>444577</wp:posOffset>
-            </wp:positionH>
-            <wp:positionV relativeFrom="page">
-              <wp:posOffset>444577</wp:posOffset>
-            </wp:positionV>
-            <wp:extent cx="628904" cy="628904"/>
-            <wp:effectExtent l="0" t="0" r="0" b="0"/>
-            <wp:wrapNone/>
-            <wp:docPr id="2" name="Image 2"/>
-            <wp:cNvGraphicFramePr>
-              <a:graphicFrameLocks xmlns:a="http://schemas.openxmlformats.org/drawingml/2006/main"/>
-            </wp:cNvGraphicFramePr>
-            <a:graphic xmlns:a="http://schemas.openxmlformats.org/drawingml/2006/main">
-              <a:graphicData uri="http://schemas.openxmlformats.org/drawingml/2006/picture">
-                <pic:pic xmlns:pic="http://schemas.openxmlformats.org/drawingml/2006/picture">
-                  <pic:nvPicPr>
-                    <pic:cNvPr id="2" name="Image 2"/>
-                    <pic:cNvPicPr/>
-                  </pic:nvPicPr>
-                  <pic:blipFill>
-                    <a:blip r:embed="rId6" cstate="print"/>
-                    <a:stretch>
-                      <a:fillRect/>
-                    </a:stretch>
-                  </pic:blipFill>
-                  <pic:spPr>
-                    <a:xfrm>
-                      <a:off x="0" y="0"/>
-                      <a:ext cx="628904" cy="628904"/>
-                    </a:xfrm>
-                    <a:prstGeom prst="rect">
-                      <a:avLst/>
-                    </a:prstGeom>
-                  </pic:spPr>
-                </pic:pic>
-              </a:graphicData>
-            </a:graphic>
-          </wp:anchor>
-        </w:drawing>
-      </w:r>
     </w:p>
     <w:p>
       <w:pPr>
@@ -2095,7 +2045,7 @@
                               <w:spacing w:val="-2"/>
                               <w:sz w:val="20"/>
                             </w:rPr>
-                            <w:t>*****</w:t>
+                            <w:t/>
                           </w:r>
                         </w:p>
                       </w:txbxContent>
@@ -2133,7 +2083,7 @@
                         <w:spacing w:val="-2"/>
                         <w:sz w:val="20"/>
                       </w:rPr>
-                      <w:t>*****</w:t>
+                      <w:t/>
                     </w:r>
                   </w:p>
                 </w:txbxContent>

--- a/Templates/Банкротство/Инициирование/ФЛ/Самобанкрот/Незалог/Первоначальные/Определение о принятии реализации самобанкротство.docx
+++ b/Templates/Банкротство/Инициирование/ФЛ/Самобанкрот/Незалог/Первоначальные/Определение о принятии реализации самобанкротство.docx
@@ -48,7 +48,7 @@
                     <pic:cNvPicPr/>
                   </pic:nvPicPr>
                   <pic:blipFill>
-                    <a:blip r:embed="rId7" cstate="print"/>
+                    <a:blip r:embed="rId6" cstate="print"/>
                     <a:stretch>
                       <a:fillRect/>
                     </a:stretch>
@@ -178,7 +178,7 @@
       <w:r>
         <w:t xml:space="preserve">10/11-13 </w:t>
       </w:r>
-      <w:hyperlink r:id="rId8">
+      <w:hyperlink r:id="rId7">
         <w:r>
           <w:t>http://www.rostov.arbitr.ru</w:t>
         </w:r>
@@ -194,7 +194,7 @@
       <w:r>
         <w:t xml:space="preserve">: </w:t>
       </w:r>
-      <w:hyperlink r:id="rId9">
+      <w:hyperlink r:id="rId8">
         <w:r>
           <w:rPr>
             <w:color w:val="0000FF"/>
@@ -814,7 +814,7 @@
         <w:pStyle w:val="a3"/>
         <w:jc w:val="both"/>
         <w:sectPr>
-          <w:headerReference w:type="default" r:id="rId10"/>
+          <w:headerReference w:type="default" r:id="rId9"/>
           <w:type w:val="continuous"/>
           <w:pgSz w:w="11910" w:h="16840"/>
           <w:pgMar w:top="940" w:right="708" w:bottom="280" w:left="1559" w:header="746" w:footer="0" w:gutter="0"/>
@@ -839,7 +839,7 @@
       <w:r>
         <w:t xml:space="preserve">Информация о движении дела, о порядке ознакомления с материалами дела и получении копий судебных актов может быть получена на официальном сайте Арбитражного суда Ростовской области в информационно-телекоммуникационной сети Интернет по веб-адресу: </w:t>
       </w:r>
-      <w:hyperlink r:id="rId11">
+      <w:hyperlink r:id="rId10">
         <w:r>
           <w:t>www.rostov.arbitr.ru.</w:t>
         </w:r>
@@ -999,7 +999,7 @@
       <w:r>
         <w:t xml:space="preserve">в </w:t>
       </w:r>
-      <w:hyperlink r:id="rId12">
+      <w:hyperlink r:id="rId11">
         <w:r>
           <w:t>абзацах</w:t>
         </w:r>
@@ -1016,7 +1016,7 @@
       <w:r>
         <w:t xml:space="preserve"> и </w:t>
       </w:r>
-      <w:hyperlink r:id="rId13">
+      <w:hyperlink r:id="rId12">
         <w:r>
           <w:t>четвертом</w:t>
         </w:r>
@@ -1024,7 +1024,7 @@
       <w:r>
         <w:t xml:space="preserve"> </w:t>
       </w:r>
-      <w:hyperlink r:id="rId14">
+      <w:hyperlink r:id="rId13">
         <w:r>
           <w:t>пункта 4 статьи 42</w:t>
         </w:r>
@@ -1032,7 +1032,7 @@
       <w:r>
         <w:t xml:space="preserve"> (за исключением заявителя и должника), </w:t>
       </w:r>
-      <w:hyperlink r:id="rId15">
+      <w:hyperlink r:id="rId14">
         <w:r>
           <w:t>пункте 2 статьи 63</w:t>
         </w:r>
@@ -1076,7 +1076,7 @@
       <w:r>
         <w:t xml:space="preserve">положения </w:t>
       </w:r>
-      <w:hyperlink r:id="rId16">
+      <w:hyperlink r:id="rId15">
         <w:r>
           <w:t>статьи</w:t>
         </w:r>
@@ -1128,286 +1128,6 @@
         <w:tab/>
         <w:t>[415]</w:t>
       </w:r>
-    </w:p>
-    <w:p>
-      <w:pPr>
-        <w:pStyle w:val="a3"/>
-        <w:rPr>
-          <w:sz w:val="20"/>
-        </w:rPr>
-      </w:pPr>
-    </w:p>
-    <w:p>
-      <w:pPr>
-        <w:pStyle w:val="a3"/>
-        <w:rPr>
-          <w:sz w:val="20"/>
-        </w:rPr>
-      </w:pPr>
-    </w:p>
-    <w:p>
-      <w:pPr>
-        <w:pStyle w:val="a3"/>
-        <w:rPr>
-          <w:sz w:val="20"/>
-        </w:rPr>
-      </w:pPr>
-    </w:p>
-    <w:p>
-      <w:pPr>
-        <w:pStyle w:val="a3"/>
-        <w:rPr>
-          <w:sz w:val="20"/>
-        </w:rPr>
-      </w:pPr>
-    </w:p>
-    <w:p>
-      <w:pPr>
-        <w:pStyle w:val="a3"/>
-        <w:rPr>
-          <w:sz w:val="20"/>
-        </w:rPr>
-      </w:pPr>
-    </w:p>
-    <w:p>
-      <w:pPr>
-        <w:pStyle w:val="a3"/>
-        <w:rPr>
-          <w:sz w:val="20"/>
-        </w:rPr>
-      </w:pPr>
-    </w:p>
-    <w:p>
-      <w:pPr>
-        <w:pStyle w:val="a3"/>
-        <w:rPr>
-          <w:sz w:val="20"/>
-        </w:rPr>
-      </w:pPr>
-    </w:p>
-    <w:p>
-      <w:pPr>
-        <w:pStyle w:val="a3"/>
-        <w:rPr>
-          <w:sz w:val="20"/>
-        </w:rPr>
-      </w:pPr>
-    </w:p>
-    <w:p>
-      <w:pPr>
-        <w:pStyle w:val="a3"/>
-        <w:rPr>
-          <w:sz w:val="20"/>
-        </w:rPr>
-      </w:pPr>
-    </w:p>
-    <w:p>
-      <w:pPr>
-        <w:pStyle w:val="a3"/>
-        <w:rPr>
-          <w:sz w:val="20"/>
-        </w:rPr>
-      </w:pPr>
-    </w:p>
-    <w:p>
-      <w:pPr>
-        <w:pStyle w:val="a3"/>
-        <w:rPr>
-          <w:sz w:val="20"/>
-        </w:rPr>
-      </w:pPr>
-    </w:p>
-    <w:p>
-      <w:pPr>
-        <w:pStyle w:val="a3"/>
-        <w:rPr>
-          <w:sz w:val="20"/>
-        </w:rPr>
-      </w:pPr>
-    </w:p>
-    <w:p>
-      <w:pPr>
-        <w:pStyle w:val="a3"/>
-        <w:rPr>
-          <w:sz w:val="20"/>
-        </w:rPr>
-      </w:pPr>
-    </w:p>
-    <w:p>
-      <w:pPr>
-        <w:pStyle w:val="a3"/>
-        <w:rPr>
-          <w:sz w:val="20"/>
-        </w:rPr>
-      </w:pPr>
-    </w:p>
-    <w:p>
-      <w:pPr>
-        <w:pStyle w:val="a3"/>
-        <w:rPr>
-          <w:sz w:val="20"/>
-        </w:rPr>
-      </w:pPr>
-    </w:p>
-    <w:p>
-      <w:pPr>
-        <w:pStyle w:val="a3"/>
-        <w:rPr>
-          <w:sz w:val="20"/>
-        </w:rPr>
-      </w:pPr>
-    </w:p>
-    <w:p>
-      <w:pPr>
-        <w:pStyle w:val="a3"/>
-        <w:rPr>
-          <w:sz w:val="20"/>
-        </w:rPr>
-      </w:pPr>
-    </w:p>
-    <w:p>
-      <w:pPr>
-        <w:pStyle w:val="a3"/>
-        <w:rPr>
-          <w:sz w:val="20"/>
-        </w:rPr>
-      </w:pPr>
-    </w:p>
-    <w:p>
-      <w:pPr>
-        <w:pStyle w:val="a3"/>
-        <w:rPr>
-          <w:sz w:val="20"/>
-        </w:rPr>
-      </w:pPr>
-    </w:p>
-    <w:p>
-      <w:pPr>
-        <w:pStyle w:val="a3"/>
-        <w:rPr>
-          <w:sz w:val="20"/>
-        </w:rPr>
-      </w:pPr>
-    </w:p>
-    <w:p>
-      <w:pPr>
-        <w:pStyle w:val="a3"/>
-        <w:rPr>
-          <w:sz w:val="20"/>
-        </w:rPr>
-      </w:pPr>
-    </w:p>
-    <w:p>
-      <w:pPr>
-        <w:pStyle w:val="a3"/>
-        <w:rPr>
-          <w:sz w:val="20"/>
-        </w:rPr>
-      </w:pPr>
-    </w:p>
-    <w:p>
-      <w:pPr>
-        <w:pStyle w:val="a3"/>
-        <w:rPr>
-          <w:sz w:val="20"/>
-        </w:rPr>
-      </w:pPr>
-    </w:p>
-    <w:p>
-      <w:pPr>
-        <w:pStyle w:val="a3"/>
-        <w:rPr>
-          <w:sz w:val="20"/>
-        </w:rPr>
-      </w:pPr>
-    </w:p>
-    <w:p>
-      <w:pPr>
-        <w:pStyle w:val="a3"/>
-        <w:rPr>
-          <w:sz w:val="20"/>
-        </w:rPr>
-      </w:pPr>
-    </w:p>
-    <w:p>
-      <w:pPr>
-        <w:pStyle w:val="a3"/>
-        <w:rPr>
-          <w:sz w:val="20"/>
-        </w:rPr>
-      </w:pPr>
-    </w:p>
-    <w:p>
-      <w:pPr>
-        <w:pStyle w:val="a3"/>
-        <w:rPr>
-          <w:sz w:val="20"/>
-        </w:rPr>
-      </w:pPr>
-    </w:p>
-    <w:p>
-      <w:pPr>
-        <w:pStyle w:val="a3"/>
-        <w:rPr>
-          <w:sz w:val="20"/>
-        </w:rPr>
-      </w:pPr>
-    </w:p>
-    <w:p>
-      <w:pPr>
-        <w:pStyle w:val="a3"/>
-        <w:rPr>
-          <w:sz w:val="20"/>
-        </w:rPr>
-      </w:pPr>
-    </w:p>
-    <w:p>
-      <w:pPr>
-        <w:pStyle w:val="a3"/>
-        <w:rPr>
-          <w:sz w:val="20"/>
-        </w:rPr>
-      </w:pPr>
-    </w:p>
-    <w:p>
-      <w:pPr>
-        <w:pStyle w:val="a3"/>
-        <w:rPr>
-          <w:sz w:val="20"/>
-        </w:rPr>
-      </w:pPr>
-    </w:p>
-    <w:p>
-      <w:pPr>
-        <w:pStyle w:val="a3"/>
-        <w:rPr>
-          <w:sz w:val="20"/>
-        </w:rPr>
-      </w:pPr>
-    </w:p>
-    <w:p>
-      <w:pPr>
-        <w:pStyle w:val="a3"/>
-        <w:rPr>
-          <w:sz w:val="20"/>
-        </w:rPr>
-      </w:pPr>
-    </w:p>
-    <w:p>
-      <w:pPr>
-        <w:pStyle w:val="a3"/>
-        <w:rPr>
-          <w:sz w:val="20"/>
-        </w:rPr>
-      </w:pPr>
-    </w:p>
-    <w:p>
-      <w:pPr>
-        <w:pStyle w:val="a3"/>
-        <w:rPr>
-          <w:sz w:val="20"/>
-        </w:rPr>
-      </w:pPr>
     </w:p>
     <w:p>
       <w:pPr>
@@ -1671,33 +1391,6 @@
                               </w:rPr>
                               <w:t>[415]</w:t>
                             </w:r>
-                            <w:r>
-                              <w:rPr>
-                                <w:spacing w:val="-5"/>
-                                <w:sz w:val="16"/>
-                              </w:rPr>
-                              <w:t xml:space="preserve"/>
-                            </w:r>
-                            <w:r>
-                              <w:rPr>
-                                <w:sz w:val="16"/>
-                              </w:rPr>
-                              <w:t/>
-                            </w:r>
-                            <w:r>
-                              <w:rPr>
-                                <w:spacing w:val="-5"/>
-                                <w:sz w:val="16"/>
-                              </w:rPr>
-                              <w:t xml:space="preserve"/>
-                            </w:r>
-                            <w:r>
-                              <w:rPr>
-                                <w:spacing w:val="-2"/>
-                                <w:sz w:val="16"/>
-                              </w:rPr>
-                              <w:t/>
-                            </w:r>
                           </w:p>
                         </w:txbxContent>
                       </wps:txbx>
@@ -1895,33 +1588,6 @@
                         </w:rPr>
                         <w:t>[415]</w:t>
                       </w:r>
-                      <w:r>
-                        <w:rPr>
-                          <w:spacing w:val="-5"/>
-                          <w:sz w:val="16"/>
-                        </w:rPr>
-                        <w:t xml:space="preserve"/>
-                      </w:r>
-                      <w:r>
-                        <w:rPr>
-                          <w:sz w:val="16"/>
-                        </w:rPr>
-                        <w:t/>
-                      </w:r>
-                      <w:r>
-                        <w:rPr>
-                          <w:spacing w:val="-5"/>
-                          <w:sz w:val="16"/>
-                        </w:rPr>
-                        <w:t xml:space="preserve"/>
-                      </w:r>
-                      <w:r>
-                        <w:rPr>
-                          <w:spacing w:val="-2"/>
-                          <w:sz w:val="16"/>
-                        </w:rPr>
-                        <w:t/>
-                      </w:r>
                     </w:p>
                   </w:txbxContent>
                 </v:textbox>
@@ -2039,14 +1705,6 @@
                               <w:sz w:val="20"/>
                             </w:rPr>
                           </w:pPr>
-                          <w:r>
-                            <w:rPr>
-                              <w:rFonts w:ascii="Calibri"/>
-                              <w:spacing w:val="-2"/>
-                              <w:sz w:val="20"/>
-                            </w:rPr>
-                            <w:t/>
-                          </w:r>
                         </w:p>
                       </w:txbxContent>
                     </wps:txbx>
@@ -2077,14 +1735,6 @@
                         <w:sz w:val="20"/>
                       </w:rPr>
                     </w:pPr>
-                    <w:r>
-                      <w:rPr>
-                        <w:rFonts w:ascii="Calibri"/>
-                        <w:spacing w:val="-2"/>
-                        <w:sz w:val="20"/>
-                      </w:rPr>
-                      <w:t/>
-                    </w:r>
                   </w:p>
                 </w:txbxContent>
               </v:textbox>
@@ -2272,7 +1922,7 @@
     <w:lsdException w:name="Table Web 2" w:semiHidden="1" w:unhideWhenUsed="1"/>
     <w:lsdException w:name="Table Web 3" w:semiHidden="1" w:unhideWhenUsed="1"/>
     <w:lsdException w:name="Balloon Text" w:semiHidden="1" w:unhideWhenUsed="1"/>
-    <w:lsdException w:name="Table Grid" w:semiHidden="1" w:uiPriority="59" w:unhideWhenUsed="1"/>
+    <w:lsdException w:name="Table Grid" w:uiPriority="59"/>
     <w:lsdException w:name="Table Theme" w:semiHidden="1" w:unhideWhenUsed="1"/>
     <w:lsdException w:name="Placeholder Text" w:semiHidden="1"/>
     <w:lsdException w:name="No Spacing" w:uiPriority="1" w:qFormat="1"/>
